--- a/examples/clustering/doc/14-graph-louvain.docx
+++ b/examples/clustering/doc/14-graph-louvain.docx
@@ -319,7 +319,7 @@
         <w:rPr>
           <w:rStyle w:val="VerbatimChar"/>
         </w:rPr>
-        <w:t xml:space="preserve">## IGRAPH eca7e7b U--- 20 28 -- Erdos-Renyi (gnp) graph</w:t>
+        <w:t xml:space="preserve">## IGRAPH 4f9907a U--- 20 28 -- Erdos-Renyi (gnp) graph</w:t>
       </w:r>
       <w:r>
         <w:br/>
@@ -337,7 +337,7 @@
         <w:rPr>
           <w:rStyle w:val="VerbatimChar"/>
         </w:rPr>
-        <w:t xml:space="preserve">## + edges from eca7e7b:</w:t>
+        <w:t xml:space="preserve">## + edges from 4f9907a:</w:t>
       </w:r>
       <w:r>
         <w:br/>

--- a/examples/clustering/doc/14-graph-louvain.docx
+++ b/examples/clustering/doc/14-graph-louvain.docx
@@ -319,7 +319,7 @@
         <w:rPr>
           <w:rStyle w:val="VerbatimChar"/>
         </w:rPr>
-        <w:t xml:space="preserve">## IGRAPH 4f9907a U--- 20 28 -- Erdos-Renyi (gnp) graph</w:t>
+        <w:t xml:space="preserve">## IGRAPH b678040 U--- 20 28 -- Erdos-Renyi (gnp) graph</w:t>
       </w:r>
       <w:r>
         <w:br/>
@@ -337,7 +337,7 @@
         <w:rPr>
           <w:rStyle w:val="VerbatimChar"/>
         </w:rPr>
-        <w:t xml:space="preserve">## + edges from 4f9907a:</w:t>
+        <w:t xml:space="preserve">## + edges from b678040:</w:t>
       </w:r>
       <w:r>
         <w:br/>

--- a/examples/clustering/doc/14-graph-louvain.docx
+++ b/examples/clustering/doc/14-graph-louvain.docx
@@ -319,7 +319,7 @@
         <w:rPr>
           <w:rStyle w:val="VerbatimChar"/>
         </w:rPr>
-        <w:t xml:space="preserve">## IGRAPH b678040 U--- 20 28 -- Erdos-Renyi (gnp) graph</w:t>
+        <w:t xml:space="preserve">## IGRAPH 090cdfc U--- 20 28 -- Erdos-Renyi (gnp) graph</w:t>
       </w:r>
       <w:r>
         <w:br/>
@@ -337,7 +337,7 @@
         <w:rPr>
           <w:rStyle w:val="VerbatimChar"/>
         </w:rPr>
-        <w:t xml:space="preserve">## + edges from b678040:</w:t>
+        <w:t xml:space="preserve">## + edges from 090cdfc:</w:t>
       </w:r>
       <w:r>
         <w:br/>

--- a/examples/clustering/doc/14-graph-louvain.docx
+++ b/examples/clustering/doc/14-graph-louvain.docx
@@ -319,7 +319,7 @@
         <w:rPr>
           <w:rStyle w:val="VerbatimChar"/>
         </w:rPr>
-        <w:t xml:space="preserve">## IGRAPH 090cdfc U--- 20 28 -- Erdos-Renyi (gnp) graph</w:t>
+        <w:t xml:space="preserve">## IGRAPH 13941cf U--- 20 28 -- Erdos-Renyi (gnp) graph</w:t>
       </w:r>
       <w:r>
         <w:br/>
@@ -337,7 +337,7 @@
         <w:rPr>
           <w:rStyle w:val="VerbatimChar"/>
         </w:rPr>
-        <w:t xml:space="preserve">## + edges from 090cdfc:</w:t>
+        <w:t xml:space="preserve">## + edges from 13941cf:</w:t>
       </w:r>
       <w:r>
         <w:br/>

--- a/examples/clustering/doc/14-graph-louvain.docx
+++ b/examples/clustering/doc/14-graph-louvain.docx
@@ -319,7 +319,7 @@
         <w:rPr>
           <w:rStyle w:val="VerbatimChar"/>
         </w:rPr>
-        <w:t xml:space="preserve">## IGRAPH 13941cf U--- 20 28 -- Erdos-Renyi (gnp) graph</w:t>
+        <w:t xml:space="preserve">## IGRAPH a16f8d0 U--- 20 28 -- Erdos-Renyi (gnp) graph</w:t>
       </w:r>
       <w:r>
         <w:br/>
@@ -337,7 +337,7 @@
         <w:rPr>
           <w:rStyle w:val="VerbatimChar"/>
         </w:rPr>
-        <w:t xml:space="preserve">## + edges from 13941cf:</w:t>
+        <w:t xml:space="preserve">## + edges from a16f8d0:</w:t>
       </w:r>
       <w:r>
         <w:br/>

--- a/examples/clustering/doc/14-graph-louvain.docx
+++ b/examples/clustering/doc/14-graph-louvain.docx
@@ -319,7 +319,7 @@
         <w:rPr>
           <w:rStyle w:val="VerbatimChar"/>
         </w:rPr>
-        <w:t xml:space="preserve">## IGRAPH a16f8d0 U--- 20 28 -- Erdos-Renyi (gnp) graph</w:t>
+        <w:t xml:space="preserve">## IGRAPH ecbc784 U--- 20 28 -- Erdos-Renyi (gnp) graph</w:t>
       </w:r>
       <w:r>
         <w:br/>
@@ -337,7 +337,7 @@
         <w:rPr>
           <w:rStyle w:val="VerbatimChar"/>
         </w:rPr>
-        <w:t xml:space="preserve">## + edges from a16f8d0:</w:t>
+        <w:t xml:space="preserve">## + edges from ecbc784:</w:t>
       </w:r>
       <w:r>
         <w:br/>

--- a/examples/clustering/doc/14-graph-louvain.docx
+++ b/examples/clustering/doc/14-graph-louvain.docx
@@ -111,6 +111,21 @@
         </w:rPr>
         <w:t xml:space="preserve">(daltoolbox)</w:t>
       </w:r>
+      <w:r>
+        <w:br/>
+      </w:r>
+      <w:r>
+        <w:rPr>
+          <w:rStyle w:val="FunctionTok"/>
+        </w:rPr>
+        <w:t xml:space="preserve">library</w:t>
+      </w:r>
+      <w:r>
+        <w:rPr>
+          <w:rStyle w:val="NormalTok"/>
+        </w:rPr>
+        <w:t xml:space="preserve">(igraph)</w:t>
+      </w:r>
     </w:p>
     <w:p>
       <w:pPr>
@@ -126,21 +141,48 @@
       </w:pPr>
       <w:r>
         <w:rPr>
-          <w:rStyle w:val="ControlFlowTok"/>
-        </w:rPr>
-        <w:t xml:space="preserve">if</w:t>
-      </w:r>
-      <w:r>
-        <w:rPr>
-          <w:rStyle w:val="NormalTok"/>
-        </w:rPr>
-        <w:t xml:space="preserve"> (</w:t>
-      </w:r>
-      <w:r>
-        <w:rPr>
           <w:rStyle w:val="FunctionTok"/>
         </w:rPr>
-        <w:t xml:space="preserve">requireNamespace</w:t>
+        <w:t xml:space="preserve">set_example_seed</w:t>
+      </w:r>
+      <w:r>
+        <w:rPr>
+          <w:rStyle w:val="NormalTok"/>
+        </w:rPr>
+        <w:t xml:space="preserve">()</w:t>
+      </w:r>
+      <w:r>
+        <w:br/>
+      </w:r>
+      <w:r>
+        <w:rPr>
+          <w:rStyle w:val="NormalTok"/>
+        </w:rPr>
+        <w:t xml:space="preserve">g </w:t>
+      </w:r>
+      <w:r>
+        <w:rPr>
+          <w:rStyle w:val="OtherTok"/>
+        </w:rPr>
+        <w:t xml:space="preserve">&lt;-</w:t>
+      </w:r>
+      <w:r>
+        <w:rPr>
+          <w:rStyle w:val="NormalTok"/>
+        </w:rPr>
+        <w:t xml:space="preserve"> igraph</w:t>
+      </w:r>
+      <w:r>
+        <w:rPr>
+          <w:rStyle w:val="SpecialCharTok"/>
+        </w:rPr>
+        <w:t xml:space="preserve">::</w:t>
+      </w:r>
+      <w:r>
+        <w:rPr>
+          <w:rStyle w:val="FunctionTok"/>
+        </w:rPr>
+        <w:t xml:space="preserve">sample_gnp</w:t>
       </w:r>
       <w:r>
         <w:rPr>
@@ -150,21 +192,379 @@
       </w:r>
       <w:r>
         <w:rPr>
+          <w:rStyle w:val="AttributeTok"/>
+        </w:rPr>
+        <w:t xml:space="preserve">n =</w:t>
+      </w:r>
+      <w:r>
+        <w:rPr>
+          <w:rStyle w:val="NormalTok"/>
+        </w:rPr>
+        <w:t xml:space="preserve"> </w:t>
+      </w:r>
+      <w:r>
+        <w:rPr>
+          <w:rStyle w:val="DecValTok"/>
+        </w:rPr>
+        <w:t xml:space="preserve">20</w:t>
+      </w:r>
+      <w:r>
+        <w:rPr>
+          <w:rStyle w:val="NormalTok"/>
+        </w:rPr>
+        <w:t xml:space="preserve">, </w:t>
+      </w:r>
+      <w:r>
+        <w:rPr>
+          <w:rStyle w:val="AttributeTok"/>
+        </w:rPr>
+        <w:t xml:space="preserve">p =</w:t>
+      </w:r>
+      <w:r>
+        <w:rPr>
+          <w:rStyle w:val="NormalTok"/>
+        </w:rPr>
+        <w:t xml:space="preserve"> </w:t>
+      </w:r>
+      <w:r>
+        <w:rPr>
+          <w:rStyle w:val="FloatTok"/>
+        </w:rPr>
+        <w:t xml:space="preserve">0.15</w:t>
+      </w:r>
+      <w:r>
+        <w:rPr>
+          <w:rStyle w:val="NormalTok"/>
+        </w:rPr>
+        <w:t xml:space="preserve">)</w:t>
+      </w:r>
+      <w:r>
+        <w:br/>
+      </w:r>
+      <w:r>
+        <w:rPr>
+          <w:rStyle w:val="NormalTok"/>
+        </w:rPr>
+        <w:t xml:space="preserve">g</w:t>
+      </w:r>
+    </w:p>
+    <w:p>
+      <w:pPr>
+        <w:pStyle w:val="SourceCode"/>
+      </w:pPr>
+      <w:r>
+        <w:rPr>
+          <w:rStyle w:val="VerbatimChar"/>
+        </w:rPr>
+        <w:t xml:space="preserve">## IGRAPH 089b68b U--- 20 28 -- Erdos-Renyi (gnp) graph</w:t>
+      </w:r>
+      <w:r>
+        <w:br/>
+      </w:r>
+      <w:r>
+        <w:rPr>
+          <w:rStyle w:val="VerbatimChar"/>
+        </w:rPr>
+        <w:t xml:space="preserve">## + attr: name (g/c), type (g/c), loops (g/l), p (g/n)</w:t>
+      </w:r>
+      <w:r>
+        <w:br/>
+      </w:r>
+      <w:r>
+        <w:rPr>
+          <w:rStyle w:val="VerbatimChar"/>
+        </w:rPr>
+        <w:t xml:space="preserve">## + edges from 089b68b:</w:t>
+      </w:r>
+      <w:r>
+        <w:br/>
+      </w:r>
+      <w:r>
+        <w:rPr>
+          <w:rStyle w:val="VerbatimChar"/>
+        </w:rPr>
+        <w:t xml:space="preserve">##  [1]  2-- 3  2-- 4  1-- 5  4-- 5  1-- 7  6-- 7  4-- 8  5-- 8  1-- 9  5-- 9  6-- 9  7-- 9  7--11  4--12  6--14 13--14  2--15</w:t>
+      </w:r>
+      <w:r>
+        <w:br/>
+      </w:r>
+      <w:r>
+        <w:rPr>
+          <w:rStyle w:val="VerbatimChar"/>
+        </w:rPr>
+        <w:t xml:space="preserve">## [18]  8--15  9--15 13--15  8--16  9--16 11--16  3--17  5--17  3--18 17--18  8--19</w:t>
+      </w:r>
+    </w:p>
+    <w:p>
+      <w:pPr>
+        <w:pStyle w:val="FirstParagraph"/>
+      </w:pPr>
+      <w:r>
+        <w:t xml:space="preserve">Model configuration.</w:t>
+      </w:r>
+    </w:p>
+    <w:p>
+      <w:pPr>
+        <w:pStyle w:val="SourceCode"/>
+      </w:pPr>
+      <w:r>
+        <w:rPr>
+          <w:rStyle w:val="NormalTok"/>
+        </w:rPr>
+        <w:t xml:space="preserve">model </w:t>
+      </w:r>
+      <w:r>
+        <w:rPr>
+          <w:rStyle w:val="OtherTok"/>
+        </w:rPr>
+        <w:t xml:space="preserve">&lt;-</w:t>
+      </w:r>
+      <w:r>
+        <w:rPr>
+          <w:rStyle w:val="NormalTok"/>
+        </w:rPr>
+        <w:t xml:space="preserve"> </w:t>
+      </w:r>
+      <w:r>
+        <w:rPr>
+          <w:rStyle w:val="FunctionTok"/>
+        </w:rPr>
+        <w:t xml:space="preserve">cluster_louvain_graph</w:t>
+      </w:r>
+      <w:r>
+        <w:rPr>
+          <w:rStyle w:val="NormalTok"/>
+        </w:rPr>
+        <w:t xml:space="preserve">()</w:t>
+      </w:r>
+    </w:p>
+    <w:p>
+      <w:pPr>
+        <w:pStyle w:val="FirstParagraph"/>
+      </w:pPr>
+      <w:r>
+        <w:t xml:space="preserve">Fit the model and obtain community labels.</w:t>
+      </w:r>
+    </w:p>
+    <w:p>
+      <w:pPr>
+        <w:pStyle w:val="SourceCode"/>
+      </w:pPr>
+      <w:r>
+        <w:rPr>
+          <w:rStyle w:val="NormalTok"/>
+        </w:rPr>
+        <w:t xml:space="preserve">model </w:t>
+      </w:r>
+      <w:r>
+        <w:rPr>
+          <w:rStyle w:val="OtherTok"/>
+        </w:rPr>
+        <w:t xml:space="preserve">&lt;-</w:t>
+      </w:r>
+      <w:r>
+        <w:rPr>
+          <w:rStyle w:val="NormalTok"/>
+        </w:rPr>
+        <w:t xml:space="preserve"> daltoolbox</w:t>
+      </w:r>
+      <w:r>
+        <w:rPr>
+          <w:rStyle w:val="SpecialCharTok"/>
+        </w:rPr>
+        <w:t xml:space="preserve">::</w:t>
+      </w:r>
+      <w:r>
+        <w:rPr>
+          <w:rStyle w:val="FunctionTok"/>
+        </w:rPr>
+        <w:t xml:space="preserve">fit</w:t>
+      </w:r>
+      <w:r>
+        <w:rPr>
+          <w:rStyle w:val="NormalTok"/>
+        </w:rPr>
+        <w:t xml:space="preserve">(model, g)</w:t>
+      </w:r>
+      <w:r>
+        <w:br/>
+      </w:r>
+      <w:r>
+        <w:rPr>
+          <w:rStyle w:val="NormalTok"/>
+        </w:rPr>
+        <w:t xml:space="preserve">clu </w:t>
+      </w:r>
+      <w:r>
+        <w:rPr>
+          <w:rStyle w:val="OtherTok"/>
+        </w:rPr>
+        <w:t xml:space="preserve">&lt;-</w:t>
+      </w:r>
+      <w:r>
+        <w:rPr>
+          <w:rStyle w:val="NormalTok"/>
+        </w:rPr>
+        <w:t xml:space="preserve"> daltoolbox</w:t>
+      </w:r>
+      <w:r>
+        <w:rPr>
+          <w:rStyle w:val="SpecialCharTok"/>
+        </w:rPr>
+        <w:t xml:space="preserve">::</w:t>
+      </w:r>
+      <w:r>
+        <w:rPr>
+          <w:rStyle w:val="FunctionTok"/>
+        </w:rPr>
+        <w:t xml:space="preserve">cluster</w:t>
+      </w:r>
+      <w:r>
+        <w:rPr>
+          <w:rStyle w:val="NormalTok"/>
+        </w:rPr>
+        <w:t xml:space="preserve">(model, g)</w:t>
+      </w:r>
+      <w:r>
+        <w:br/>
+      </w:r>
+      <w:r>
+        <w:rPr>
+          <w:rStyle w:val="FunctionTok"/>
+        </w:rPr>
+        <w:t xml:space="preserve">table</w:t>
+      </w:r>
+      <w:r>
+        <w:rPr>
+          <w:rStyle w:val="NormalTok"/>
+        </w:rPr>
+        <w:t xml:space="preserve">(clu)</w:t>
+      </w:r>
+    </w:p>
+    <w:p>
+      <w:pPr>
+        <w:pStyle w:val="SourceCode"/>
+      </w:pPr>
+      <w:r>
+        <w:rPr>
+          <w:rStyle w:val="VerbatimChar"/>
+        </w:rPr>
+        <w:t xml:space="preserve">## clu</w:t>
+      </w:r>
+      <w:r>
+        <w:br/>
+      </w:r>
+      <w:r>
+        <w:rPr>
+          <w:rStyle w:val="VerbatimChar"/>
+        </w:rPr>
+        <w:t xml:space="preserve">## 1 2 3 4 5 6 </w:t>
+      </w:r>
+      <w:r>
+        <w:br/>
+      </w:r>
+      <w:r>
+        <w:rPr>
+          <w:rStyle w:val="VerbatimChar"/>
+        </w:rPr>
+        <w:t xml:space="preserve">## 7 6 3 1 2 1</w:t>
+      </w:r>
+    </w:p>
+    <w:p>
+      <w:pPr>
+        <w:pStyle w:val="FirstParagraph"/>
+      </w:pPr>
+      <w:r>
+        <w:t xml:space="preserve">Inspect the modularity attached to the result.</w:t>
+      </w:r>
+    </w:p>
+    <w:p>
+      <w:pPr>
+        <w:pStyle w:val="SourceCode"/>
+      </w:pPr>
+      <w:r>
+        <w:rPr>
+          <w:rStyle w:val="FunctionTok"/>
+        </w:rPr>
+        <w:t xml:space="preserve">attr</w:t>
+      </w:r>
+      <w:r>
+        <w:rPr>
+          <w:rStyle w:val="NormalTok"/>
+        </w:rPr>
+        <w:t xml:space="preserve">(clu, </w:t>
+      </w:r>
+      <w:r>
+        <w:rPr>
           <w:rStyle w:val="StringTok"/>
         </w:rPr>
-        <w:t xml:space="preserve">"igraph"</w:t>
-      </w:r>
-      <w:r>
-        <w:rPr>
-          <w:rStyle w:val="NormalTok"/>
-        </w:rPr>
-        <w:t xml:space="preserve">, </w:t>
+        <w:t xml:space="preserve">"modularity"</w:t>
+      </w:r>
+      <w:r>
+        <w:rPr>
+          <w:rStyle w:val="NormalTok"/>
+        </w:rPr>
+        <w:t xml:space="preserve">)</w:t>
+      </w:r>
+    </w:p>
+    <w:p>
+      <w:pPr>
+        <w:pStyle w:val="SourceCode"/>
+      </w:pPr>
+      <w:r>
+        <w:rPr>
+          <w:rStyle w:val="VerbatimChar"/>
+        </w:rPr>
+        <w:t xml:space="preserve">## NULL</w:t>
+      </w:r>
+    </w:p>
+    <w:p>
+      <w:pPr>
+        <w:pStyle w:val="FirstParagraph"/>
+      </w:pPr>
+      <w:r>
+        <w:t xml:space="preserve">Optional graph view for interpretation.</w:t>
+      </w:r>
+    </w:p>
+    <w:p>
+      <w:pPr>
+        <w:pStyle w:val="SourceCode"/>
+      </w:pPr>
+      <w:r>
+        <w:rPr>
+          <w:rStyle w:val="FunctionTok"/>
+        </w:rPr>
+        <w:t xml:space="preserve">plot</w:t>
+      </w:r>
+      <w:r>
+        <w:rPr>
+          <w:rStyle w:val="NormalTok"/>
+        </w:rPr>
+        <w:t xml:space="preserve">(</w:t>
+      </w:r>
+      <w:r>
+        <w:br/>
+      </w:r>
+      <w:r>
+        <w:rPr>
+          <w:rStyle w:val="NormalTok"/>
+        </w:rPr>
+        <w:t xml:space="preserve">  g,</w:t>
+      </w:r>
+      <w:r>
+        <w:br/>
+      </w:r>
+      <w:r>
+        <w:rPr>
+          <w:rStyle w:val="NormalTok"/>
+        </w:rPr>
+        <w:t xml:space="preserve">  </w:t>
       </w:r>
       <w:r>
         <w:rPr>
           <w:rStyle w:val="AttributeTok"/>
         </w:rPr>
-        <w:t xml:space="preserve">quietly =</w:t>
+        <w:t xml:space="preserve">vertex.color =</w:t>
       </w:r>
       <w:r>
         <w:rPr>
@@ -174,15 +574,48 @@
       </w:r>
       <w:r>
         <w:rPr>
+          <w:rStyle w:val="FunctionTok"/>
+        </w:rPr>
+        <w:t xml:space="preserve">as.factor</w:t>
+      </w:r>
+      <w:r>
+        <w:rPr>
+          <w:rStyle w:val="NormalTok"/>
+        </w:rPr>
+        <w:t xml:space="preserve">(clu),</w:t>
+      </w:r>
+      <w:r>
+        <w:br/>
+      </w:r>
+      <w:r>
+        <w:rPr>
+          <w:rStyle w:val="NormalTok"/>
+        </w:rPr>
+        <w:t xml:space="preserve">  </w:t>
+      </w:r>
+      <w:r>
+        <w:rPr>
+          <w:rStyle w:val="AttributeTok"/>
+        </w:rPr>
+        <w:t xml:space="preserve">vertex.label =</w:t>
+      </w:r>
+      <w:r>
+        <w:rPr>
+          <w:rStyle w:val="NormalTok"/>
+        </w:rPr>
+        <w:t xml:space="preserve"> </w:t>
+      </w:r>
+      <w:r>
+        <w:rPr>
           <w:rStyle w:val="ConstantTok"/>
         </w:rPr>
-        <w:t xml:space="preserve">TRUE</w:t>
-      </w:r>
-      <w:r>
-        <w:rPr>
-          <w:rStyle w:val="NormalTok"/>
-        </w:rPr>
-        <w:t xml:space="preserve">)) {</w:t>
+        <w:t xml:space="preserve">NA</w:t>
+      </w:r>
+      <w:r>
+        <w:rPr>
+          <w:rStyle w:val="NormalTok"/>
+        </w:rPr>
+        <w:t xml:space="preserve">,</w:t>
       </w:r>
       <w:r>
         <w:br/>
@@ -195,15 +628,21 @@
       </w:r>
       <w:r>
         <w:rPr>
-          <w:rStyle w:val="FunctionTok"/>
-        </w:rPr>
-        <w:t xml:space="preserve">set_example_seed</w:t>
-      </w:r>
-      <w:r>
-        <w:rPr>
-          <w:rStyle w:val="NormalTok"/>
-        </w:rPr>
-        <w:t xml:space="preserve">()</w:t>
+          <w:rStyle w:val="AttributeTok"/>
+        </w:rPr>
+        <w:t xml:space="preserve">main =</w:t>
+      </w:r>
+      <w:r>
+        <w:rPr>
+          <w:rStyle w:val="NormalTok"/>
+        </w:rPr>
+        <w:t xml:space="preserve"> </w:t>
+      </w:r>
+      <w:r>
+        <w:rPr>
+          <w:rStyle w:val="StringTok"/>
+        </w:rPr>
+        <w:t xml:space="preserve">"Louvain communities"</w:t>
       </w:r>
       <w:r>
         <w:br/>
@@ -212,803 +651,7 @@
         <w:rPr>
           <w:rStyle w:val="NormalTok"/>
         </w:rPr>
-        <w:t xml:space="preserve">  g </w:t>
-      </w:r>
-      <w:r>
-        <w:rPr>
-          <w:rStyle w:val="OtherTok"/>
-        </w:rPr>
-        <w:t xml:space="preserve">&lt;-</w:t>
-      </w:r>
-      <w:r>
-        <w:rPr>
-          <w:rStyle w:val="NormalTok"/>
-        </w:rPr>
-        <w:t xml:space="preserve"> igraph</w:t>
-      </w:r>
-      <w:r>
-        <w:rPr>
-          <w:rStyle w:val="SpecialCharTok"/>
-        </w:rPr>
-        <w:t xml:space="preserve">::</w:t>
-      </w:r>
-      <w:r>
-        <w:rPr>
-          <w:rStyle w:val="FunctionTok"/>
-        </w:rPr>
-        <w:t xml:space="preserve">sample_gnp</w:t>
-      </w:r>
-      <w:r>
-        <w:rPr>
-          <w:rStyle w:val="NormalTok"/>
-        </w:rPr>
-        <w:t xml:space="preserve">(</w:t>
-      </w:r>
-      <w:r>
-        <w:rPr>
-          <w:rStyle w:val="AttributeTok"/>
-        </w:rPr>
-        <w:t xml:space="preserve">n =</w:t>
-      </w:r>
-      <w:r>
-        <w:rPr>
-          <w:rStyle w:val="NormalTok"/>
-        </w:rPr>
-        <w:t xml:space="preserve"> </w:t>
-      </w:r>
-      <w:r>
-        <w:rPr>
-          <w:rStyle w:val="DecValTok"/>
-        </w:rPr>
-        <w:t xml:space="preserve">20</w:t>
-      </w:r>
-      <w:r>
-        <w:rPr>
-          <w:rStyle w:val="NormalTok"/>
-        </w:rPr>
-        <w:t xml:space="preserve">, </w:t>
-      </w:r>
-      <w:r>
-        <w:rPr>
-          <w:rStyle w:val="AttributeTok"/>
-        </w:rPr>
-        <w:t xml:space="preserve">p =</w:t>
-      </w:r>
-      <w:r>
-        <w:rPr>
-          <w:rStyle w:val="NormalTok"/>
-        </w:rPr>
-        <w:t xml:space="preserve"> </w:t>
-      </w:r>
-      <w:r>
-        <w:rPr>
-          <w:rStyle w:val="FloatTok"/>
-        </w:rPr>
-        <w:t xml:space="preserve">0.15</w:t>
-      </w:r>
-      <w:r>
-        <w:rPr>
-          <w:rStyle w:val="NormalTok"/>
-        </w:rPr>
         <w:t xml:space="preserve">)</w:t>
-      </w:r>
-      <w:r>
-        <w:br/>
-      </w:r>
-      <w:r>
-        <w:rPr>
-          <w:rStyle w:val="NormalTok"/>
-        </w:rPr>
-        <w:t xml:space="preserve">  g</w:t>
-      </w:r>
-      <w:r>
-        <w:br/>
-      </w:r>
-      <w:r>
-        <w:rPr>
-          <w:rStyle w:val="NormalTok"/>
-        </w:rPr>
-        <w:t xml:space="preserve">}</w:t>
-      </w:r>
-    </w:p>
-    <w:p>
-      <w:pPr>
-        <w:pStyle w:val="SourceCode"/>
-      </w:pPr>
-      <w:r>
-        <w:rPr>
-          <w:rStyle w:val="VerbatimChar"/>
-        </w:rPr>
-        <w:t xml:space="preserve">## IGRAPH ecbc784 U--- 20 28 -- Erdos-Renyi (gnp) graph</w:t>
-      </w:r>
-      <w:r>
-        <w:br/>
-      </w:r>
-      <w:r>
-        <w:rPr>
-          <w:rStyle w:val="VerbatimChar"/>
-        </w:rPr>
-        <w:t xml:space="preserve">## + attr: name (g/c), type (g/c), loops (g/l), p (g/n)</w:t>
-      </w:r>
-      <w:r>
-        <w:br/>
-      </w:r>
-      <w:r>
-        <w:rPr>
-          <w:rStyle w:val="VerbatimChar"/>
-        </w:rPr>
-        <w:t xml:space="preserve">## + edges from ecbc784:</w:t>
-      </w:r>
-      <w:r>
-        <w:br/>
-      </w:r>
-      <w:r>
-        <w:rPr>
-          <w:rStyle w:val="VerbatimChar"/>
-        </w:rPr>
-        <w:t xml:space="preserve">##  [1]  2-- 3  2-- 4  1-- 5  4-- 5  1-- 7  6-- 7  4-- 8  5-- 8  1-- 9  5-- 9  6-- 9  7-- 9  7--11  4--12  6--14 13--14  2--15</w:t>
-      </w:r>
-      <w:r>
-        <w:br/>
-      </w:r>
-      <w:r>
-        <w:rPr>
-          <w:rStyle w:val="VerbatimChar"/>
-        </w:rPr>
-        <w:t xml:space="preserve">## [18]  8--15  9--15 13--15  8--16  9--16 11--16  3--17  5--17  3--18 17--18  8--19</w:t>
-      </w:r>
-    </w:p>
-    <w:p>
-      <w:pPr>
-        <w:pStyle w:val="FirstParagraph"/>
-      </w:pPr>
-      <w:r>
-        <w:t xml:space="preserve">Model configuration.</w:t>
-      </w:r>
-    </w:p>
-    <w:p>
-      <w:pPr>
-        <w:pStyle w:val="SourceCode"/>
-      </w:pPr>
-      <w:r>
-        <w:rPr>
-          <w:rStyle w:val="ControlFlowTok"/>
-        </w:rPr>
-        <w:t xml:space="preserve">if</w:t>
-      </w:r>
-      <w:r>
-        <w:rPr>
-          <w:rStyle w:val="NormalTok"/>
-        </w:rPr>
-        <w:t xml:space="preserve"> (</w:t>
-      </w:r>
-      <w:r>
-        <w:rPr>
-          <w:rStyle w:val="FunctionTok"/>
-        </w:rPr>
-        <w:t xml:space="preserve">requireNamespace</w:t>
-      </w:r>
-      <w:r>
-        <w:rPr>
-          <w:rStyle w:val="NormalTok"/>
-        </w:rPr>
-        <w:t xml:space="preserve">(</w:t>
-      </w:r>
-      <w:r>
-        <w:rPr>
-          <w:rStyle w:val="StringTok"/>
-        </w:rPr>
-        <w:t xml:space="preserve">"igraph"</w:t>
-      </w:r>
-      <w:r>
-        <w:rPr>
-          <w:rStyle w:val="NormalTok"/>
-        </w:rPr>
-        <w:t xml:space="preserve">, </w:t>
-      </w:r>
-      <w:r>
-        <w:rPr>
-          <w:rStyle w:val="AttributeTok"/>
-        </w:rPr>
-        <w:t xml:space="preserve">quietly =</w:t>
-      </w:r>
-      <w:r>
-        <w:rPr>
-          <w:rStyle w:val="NormalTok"/>
-        </w:rPr>
-        <w:t xml:space="preserve"> </w:t>
-      </w:r>
-      <w:r>
-        <w:rPr>
-          <w:rStyle w:val="ConstantTok"/>
-        </w:rPr>
-        <w:t xml:space="preserve">TRUE</w:t>
-      </w:r>
-      <w:r>
-        <w:rPr>
-          <w:rStyle w:val="NormalTok"/>
-        </w:rPr>
-        <w:t xml:space="preserve">)) {</w:t>
-      </w:r>
-      <w:r>
-        <w:br/>
-      </w:r>
-      <w:r>
-        <w:rPr>
-          <w:rStyle w:val="NormalTok"/>
-        </w:rPr>
-        <w:t xml:space="preserve">  model </w:t>
-      </w:r>
-      <w:r>
-        <w:rPr>
-          <w:rStyle w:val="OtherTok"/>
-        </w:rPr>
-        <w:t xml:space="preserve">&lt;-</w:t>
-      </w:r>
-      <w:r>
-        <w:rPr>
-          <w:rStyle w:val="NormalTok"/>
-        </w:rPr>
-        <w:t xml:space="preserve"> </w:t>
-      </w:r>
-      <w:r>
-        <w:rPr>
-          <w:rStyle w:val="FunctionTok"/>
-        </w:rPr>
-        <w:t xml:space="preserve">cluster_louvain_graph</w:t>
-      </w:r>
-      <w:r>
-        <w:rPr>
-          <w:rStyle w:val="NormalTok"/>
-        </w:rPr>
-        <w:t xml:space="preserve">()</w:t>
-      </w:r>
-      <w:r>
-        <w:br/>
-      </w:r>
-      <w:r>
-        <w:rPr>
-          <w:rStyle w:val="NormalTok"/>
-        </w:rPr>
-        <w:t xml:space="preserve">}</w:t>
-      </w:r>
-    </w:p>
-    <w:p>
-      <w:pPr>
-        <w:pStyle w:val="FirstParagraph"/>
-      </w:pPr>
-      <w:r>
-        <w:t xml:space="preserve">Fit the model and obtain community labels.</w:t>
-      </w:r>
-    </w:p>
-    <w:p>
-      <w:pPr>
-        <w:pStyle w:val="SourceCode"/>
-      </w:pPr>
-      <w:r>
-        <w:rPr>
-          <w:rStyle w:val="ControlFlowTok"/>
-        </w:rPr>
-        <w:t xml:space="preserve">if</w:t>
-      </w:r>
-      <w:r>
-        <w:rPr>
-          <w:rStyle w:val="NormalTok"/>
-        </w:rPr>
-        <w:t xml:space="preserve"> (</w:t>
-      </w:r>
-      <w:r>
-        <w:rPr>
-          <w:rStyle w:val="FunctionTok"/>
-        </w:rPr>
-        <w:t xml:space="preserve">requireNamespace</w:t>
-      </w:r>
-      <w:r>
-        <w:rPr>
-          <w:rStyle w:val="NormalTok"/>
-        </w:rPr>
-        <w:t xml:space="preserve">(</w:t>
-      </w:r>
-      <w:r>
-        <w:rPr>
-          <w:rStyle w:val="StringTok"/>
-        </w:rPr>
-        <w:t xml:space="preserve">"igraph"</w:t>
-      </w:r>
-      <w:r>
-        <w:rPr>
-          <w:rStyle w:val="NormalTok"/>
-        </w:rPr>
-        <w:t xml:space="preserve">, </w:t>
-      </w:r>
-      <w:r>
-        <w:rPr>
-          <w:rStyle w:val="AttributeTok"/>
-        </w:rPr>
-        <w:t xml:space="preserve">quietly =</w:t>
-      </w:r>
-      <w:r>
-        <w:rPr>
-          <w:rStyle w:val="NormalTok"/>
-        </w:rPr>
-        <w:t xml:space="preserve"> </w:t>
-      </w:r>
-      <w:r>
-        <w:rPr>
-          <w:rStyle w:val="ConstantTok"/>
-        </w:rPr>
-        <w:t xml:space="preserve">TRUE</w:t>
-      </w:r>
-      <w:r>
-        <w:rPr>
-          <w:rStyle w:val="NormalTok"/>
-        </w:rPr>
-        <w:t xml:space="preserve">)) {</w:t>
-      </w:r>
-      <w:r>
-        <w:br/>
-      </w:r>
-      <w:r>
-        <w:rPr>
-          <w:rStyle w:val="NormalTok"/>
-        </w:rPr>
-        <w:t xml:space="preserve">  model </w:t>
-      </w:r>
-      <w:r>
-        <w:rPr>
-          <w:rStyle w:val="OtherTok"/>
-        </w:rPr>
-        <w:t xml:space="preserve">&lt;-</w:t>
-      </w:r>
-      <w:r>
-        <w:rPr>
-          <w:rStyle w:val="NormalTok"/>
-        </w:rPr>
-        <w:t xml:space="preserve"> </w:t>
-      </w:r>
-      <w:r>
-        <w:rPr>
-          <w:rStyle w:val="FunctionTok"/>
-        </w:rPr>
-        <w:t xml:space="preserve">fit</w:t>
-      </w:r>
-      <w:r>
-        <w:rPr>
-          <w:rStyle w:val="NormalTok"/>
-        </w:rPr>
-        <w:t xml:space="preserve">(model, g)</w:t>
-      </w:r>
-      <w:r>
-        <w:br/>
-      </w:r>
-      <w:r>
-        <w:rPr>
-          <w:rStyle w:val="NormalTok"/>
-        </w:rPr>
-        <w:t xml:space="preserve">  clu </w:t>
-      </w:r>
-      <w:r>
-        <w:rPr>
-          <w:rStyle w:val="OtherTok"/>
-        </w:rPr>
-        <w:t xml:space="preserve">&lt;-</w:t>
-      </w:r>
-      <w:r>
-        <w:rPr>
-          <w:rStyle w:val="NormalTok"/>
-        </w:rPr>
-        <w:t xml:space="preserve"> </w:t>
-      </w:r>
-      <w:r>
-        <w:rPr>
-          <w:rStyle w:val="FunctionTok"/>
-        </w:rPr>
-        <w:t xml:space="preserve">cluster</w:t>
-      </w:r>
-      <w:r>
-        <w:rPr>
-          <w:rStyle w:val="NormalTok"/>
-        </w:rPr>
-        <w:t xml:space="preserve">(model, g)</w:t>
-      </w:r>
-      <w:r>
-        <w:br/>
-      </w:r>
-      <w:r>
-        <w:rPr>
-          <w:rStyle w:val="NormalTok"/>
-        </w:rPr>
-        <w:t xml:space="preserve">  </w:t>
-      </w:r>
-      <w:r>
-        <w:rPr>
-          <w:rStyle w:val="FunctionTok"/>
-        </w:rPr>
-        <w:t xml:space="preserve">table</w:t>
-      </w:r>
-      <w:r>
-        <w:rPr>
-          <w:rStyle w:val="NormalTok"/>
-        </w:rPr>
-        <w:t xml:space="preserve">(clu)</w:t>
-      </w:r>
-      <w:r>
-        <w:br/>
-      </w:r>
-      <w:r>
-        <w:rPr>
-          <w:rStyle w:val="NormalTok"/>
-        </w:rPr>
-        <w:t xml:space="preserve">}</w:t>
-      </w:r>
-    </w:p>
-    <w:p>
-      <w:pPr>
-        <w:pStyle w:val="SourceCode"/>
-      </w:pPr>
-      <w:r>
-        <w:rPr>
-          <w:rStyle w:val="VerbatimChar"/>
-        </w:rPr>
-        <w:t xml:space="preserve">## clu</w:t>
-      </w:r>
-      <w:r>
-        <w:br/>
-      </w:r>
-      <w:r>
-        <w:rPr>
-          <w:rStyle w:val="VerbatimChar"/>
-        </w:rPr>
-        <w:t xml:space="preserve">## 1 2 3 4 5 6 </w:t>
-      </w:r>
-      <w:r>
-        <w:br/>
-      </w:r>
-      <w:r>
-        <w:rPr>
-          <w:rStyle w:val="VerbatimChar"/>
-        </w:rPr>
-        <w:t xml:space="preserve">## 7 6 3 1 2 1</w:t>
-      </w:r>
-    </w:p>
-    <w:p>
-      <w:pPr>
-        <w:pStyle w:val="FirstParagraph"/>
-      </w:pPr>
-      <w:r>
-        <w:t xml:space="preserve">Inspect the modularity attached to the result.</w:t>
-      </w:r>
-    </w:p>
-    <w:p>
-      <w:pPr>
-        <w:pStyle w:val="SourceCode"/>
-      </w:pPr>
-      <w:r>
-        <w:rPr>
-          <w:rStyle w:val="ControlFlowTok"/>
-        </w:rPr>
-        <w:t xml:space="preserve">if</w:t>
-      </w:r>
-      <w:r>
-        <w:rPr>
-          <w:rStyle w:val="NormalTok"/>
-        </w:rPr>
-        <w:t xml:space="preserve"> (</w:t>
-      </w:r>
-      <w:r>
-        <w:rPr>
-          <w:rStyle w:val="FunctionTok"/>
-        </w:rPr>
-        <w:t xml:space="preserve">requireNamespace</w:t>
-      </w:r>
-      <w:r>
-        <w:rPr>
-          <w:rStyle w:val="NormalTok"/>
-        </w:rPr>
-        <w:t xml:space="preserve">(</w:t>
-      </w:r>
-      <w:r>
-        <w:rPr>
-          <w:rStyle w:val="StringTok"/>
-        </w:rPr>
-        <w:t xml:space="preserve">"igraph"</w:t>
-      </w:r>
-      <w:r>
-        <w:rPr>
-          <w:rStyle w:val="NormalTok"/>
-        </w:rPr>
-        <w:t xml:space="preserve">, </w:t>
-      </w:r>
-      <w:r>
-        <w:rPr>
-          <w:rStyle w:val="AttributeTok"/>
-        </w:rPr>
-        <w:t xml:space="preserve">quietly =</w:t>
-      </w:r>
-      <w:r>
-        <w:rPr>
-          <w:rStyle w:val="NormalTok"/>
-        </w:rPr>
-        <w:t xml:space="preserve"> </w:t>
-      </w:r>
-      <w:r>
-        <w:rPr>
-          <w:rStyle w:val="ConstantTok"/>
-        </w:rPr>
-        <w:t xml:space="preserve">TRUE</w:t>
-      </w:r>
-      <w:r>
-        <w:rPr>
-          <w:rStyle w:val="NormalTok"/>
-        </w:rPr>
-        <w:t xml:space="preserve">)) {</w:t>
-      </w:r>
-      <w:r>
-        <w:br/>
-      </w:r>
-      <w:r>
-        <w:rPr>
-          <w:rStyle w:val="NormalTok"/>
-        </w:rPr>
-        <w:t xml:space="preserve">  </w:t>
-      </w:r>
-      <w:r>
-        <w:rPr>
-          <w:rStyle w:val="FunctionTok"/>
-        </w:rPr>
-        <w:t xml:space="preserve">attr</w:t>
-      </w:r>
-      <w:r>
-        <w:rPr>
-          <w:rStyle w:val="NormalTok"/>
-        </w:rPr>
-        <w:t xml:space="preserve">(clu, </w:t>
-      </w:r>
-      <w:r>
-        <w:rPr>
-          <w:rStyle w:val="StringTok"/>
-        </w:rPr>
-        <w:t xml:space="preserve">"modularity"</w:t>
-      </w:r>
-      <w:r>
-        <w:rPr>
-          <w:rStyle w:val="NormalTok"/>
-        </w:rPr>
-        <w:t xml:space="preserve">)</w:t>
-      </w:r>
-      <w:r>
-        <w:br/>
-      </w:r>
-      <w:r>
-        <w:rPr>
-          <w:rStyle w:val="NormalTok"/>
-        </w:rPr>
-        <w:t xml:space="preserve">}</w:t>
-      </w:r>
-    </w:p>
-    <w:p>
-      <w:pPr>
-        <w:pStyle w:val="SourceCode"/>
-      </w:pPr>
-      <w:r>
-        <w:rPr>
-          <w:rStyle w:val="VerbatimChar"/>
-        </w:rPr>
-        <w:t xml:space="preserve">## NULL</w:t>
-      </w:r>
-    </w:p>
-    <w:p>
-      <w:pPr>
-        <w:pStyle w:val="FirstParagraph"/>
-      </w:pPr>
-      <w:r>
-        <w:t xml:space="preserve">Optional graph view for interpretation.</w:t>
-      </w:r>
-    </w:p>
-    <w:p>
-      <w:pPr>
-        <w:pStyle w:val="SourceCode"/>
-      </w:pPr>
-      <w:r>
-        <w:rPr>
-          <w:rStyle w:val="ControlFlowTok"/>
-        </w:rPr>
-        <w:t xml:space="preserve">if</w:t>
-      </w:r>
-      <w:r>
-        <w:rPr>
-          <w:rStyle w:val="NormalTok"/>
-        </w:rPr>
-        <w:t xml:space="preserve"> (</w:t>
-      </w:r>
-      <w:r>
-        <w:rPr>
-          <w:rStyle w:val="FunctionTok"/>
-        </w:rPr>
-        <w:t xml:space="preserve">requireNamespace</w:t>
-      </w:r>
-      <w:r>
-        <w:rPr>
-          <w:rStyle w:val="NormalTok"/>
-        </w:rPr>
-        <w:t xml:space="preserve">(</w:t>
-      </w:r>
-      <w:r>
-        <w:rPr>
-          <w:rStyle w:val="StringTok"/>
-        </w:rPr>
-        <w:t xml:space="preserve">"igraph"</w:t>
-      </w:r>
-      <w:r>
-        <w:rPr>
-          <w:rStyle w:val="NormalTok"/>
-        </w:rPr>
-        <w:t xml:space="preserve">, </w:t>
-      </w:r>
-      <w:r>
-        <w:rPr>
-          <w:rStyle w:val="AttributeTok"/>
-        </w:rPr>
-        <w:t xml:space="preserve">quietly =</w:t>
-      </w:r>
-      <w:r>
-        <w:rPr>
-          <w:rStyle w:val="NormalTok"/>
-        </w:rPr>
-        <w:t xml:space="preserve"> </w:t>
-      </w:r>
-      <w:r>
-        <w:rPr>
-          <w:rStyle w:val="ConstantTok"/>
-        </w:rPr>
-        <w:t xml:space="preserve">TRUE</w:t>
-      </w:r>
-      <w:r>
-        <w:rPr>
-          <w:rStyle w:val="NormalTok"/>
-        </w:rPr>
-        <w:t xml:space="preserve">)) {</w:t>
-      </w:r>
-      <w:r>
-        <w:br/>
-      </w:r>
-      <w:r>
-        <w:rPr>
-          <w:rStyle w:val="NormalTok"/>
-        </w:rPr>
-        <w:t xml:space="preserve">  </w:t>
-      </w:r>
-      <w:r>
-        <w:rPr>
-          <w:rStyle w:val="FunctionTok"/>
-        </w:rPr>
-        <w:t xml:space="preserve">plot</w:t>
-      </w:r>
-      <w:r>
-        <w:rPr>
-          <w:rStyle w:val="NormalTok"/>
-        </w:rPr>
-        <w:t xml:space="preserve">(</w:t>
-      </w:r>
-      <w:r>
-        <w:br/>
-      </w:r>
-      <w:r>
-        <w:rPr>
-          <w:rStyle w:val="NormalTok"/>
-        </w:rPr>
-        <w:t xml:space="preserve">    g,</w:t>
-      </w:r>
-      <w:r>
-        <w:br/>
-      </w:r>
-      <w:r>
-        <w:rPr>
-          <w:rStyle w:val="NormalTok"/>
-        </w:rPr>
-        <w:t xml:space="preserve">    </w:t>
-      </w:r>
-      <w:r>
-        <w:rPr>
-          <w:rStyle w:val="AttributeTok"/>
-        </w:rPr>
-        <w:t xml:space="preserve">vertex.color =</w:t>
-      </w:r>
-      <w:r>
-        <w:rPr>
-          <w:rStyle w:val="NormalTok"/>
-        </w:rPr>
-        <w:t xml:space="preserve"> </w:t>
-      </w:r>
-      <w:r>
-        <w:rPr>
-          <w:rStyle w:val="FunctionTok"/>
-        </w:rPr>
-        <w:t xml:space="preserve">as.factor</w:t>
-      </w:r>
-      <w:r>
-        <w:rPr>
-          <w:rStyle w:val="NormalTok"/>
-        </w:rPr>
-        <w:t xml:space="preserve">(clu),</w:t>
-      </w:r>
-      <w:r>
-        <w:br/>
-      </w:r>
-      <w:r>
-        <w:rPr>
-          <w:rStyle w:val="NormalTok"/>
-        </w:rPr>
-        <w:t xml:space="preserve">    </w:t>
-      </w:r>
-      <w:r>
-        <w:rPr>
-          <w:rStyle w:val="AttributeTok"/>
-        </w:rPr>
-        <w:t xml:space="preserve">vertex.label =</w:t>
-      </w:r>
-      <w:r>
-        <w:rPr>
-          <w:rStyle w:val="NormalTok"/>
-        </w:rPr>
-        <w:t xml:space="preserve"> </w:t>
-      </w:r>
-      <w:r>
-        <w:rPr>
-          <w:rStyle w:val="ConstantTok"/>
-        </w:rPr>
-        <w:t xml:space="preserve">NA</w:t>
-      </w:r>
-      <w:r>
-        <w:rPr>
-          <w:rStyle w:val="NormalTok"/>
-        </w:rPr>
-        <w:t xml:space="preserve">,</w:t>
-      </w:r>
-      <w:r>
-        <w:br/>
-      </w:r>
-      <w:r>
-        <w:rPr>
-          <w:rStyle w:val="NormalTok"/>
-        </w:rPr>
-        <w:t xml:space="preserve">    </w:t>
-      </w:r>
-      <w:r>
-        <w:rPr>
-          <w:rStyle w:val="AttributeTok"/>
-        </w:rPr>
-        <w:t xml:space="preserve">main =</w:t>
-      </w:r>
-      <w:r>
-        <w:rPr>
-          <w:rStyle w:val="NormalTok"/>
-        </w:rPr>
-        <w:t xml:space="preserve"> </w:t>
-      </w:r>
-      <w:r>
-        <w:rPr>
-          <w:rStyle w:val="StringTok"/>
-        </w:rPr>
-        <w:t xml:space="preserve">"Louvain communities"</w:t>
-      </w:r>
-      <w:r>
-        <w:br/>
-      </w:r>
-      <w:r>
-        <w:rPr>
-          <w:rStyle w:val="NormalTok"/>
-        </w:rPr>
-        <w:t xml:space="preserve">  )</w:t>
-      </w:r>
-      <w:r>
-        <w:br/>
-      </w:r>
-      <w:r>
-        <w:rPr>
-          <w:rStyle w:val="NormalTok"/>
-        </w:rPr>
-        <w:t xml:space="preserve">}</w:t>
       </w:r>
     </w:p>
     <w:p>

--- a/examples/clustering/doc/14-graph-louvain.docx
+++ b/examples/clustering/doc/14-graph-louvain.docx
@@ -256,7 +256,7 @@
         <w:rPr>
           <w:rStyle w:val="VerbatimChar"/>
         </w:rPr>
-        <w:t xml:space="preserve">## IGRAPH 089b68b U--- 20 28 -- Erdos-Renyi (gnp) graph</w:t>
+        <w:t xml:space="preserve">## IGRAPH fccf2e4 U--- 20 28 -- Erdos-Renyi (gnp) graph</w:t>
       </w:r>
       <w:r>
         <w:br/>
@@ -274,7 +274,7 @@
         <w:rPr>
           <w:rStyle w:val="VerbatimChar"/>
         </w:rPr>
-        <w:t xml:space="preserve">## + edges from 089b68b:</w:t>
+        <w:t xml:space="preserve">## + edges from fccf2e4:</w:t>
       </w:r>
       <w:r>
         <w:br/>
@@ -283,7 +283,7 @@
         <w:rPr>
           <w:rStyle w:val="VerbatimChar"/>
         </w:rPr>
-        <w:t xml:space="preserve">##  [1]  2-- 3  2-- 4  1-- 5  4-- 5  1-- 7  6-- 7  4-- 8  5-- 8  1-- 9  5-- 9  6-- 9  7-- 9  7--11  4--12  6--14 13--14  2--15</w:t>
+        <w:t xml:space="preserve">##  [1]  2-- 3  2-- 4  1-- 5  4-- 5  1-- 7  6-- 7  4-- 8  5-- 8  1-- 9  5-- 9  6-- 9  7-- 9  7--11  4--12  6--14 13--14  2--15  8--15  9--15 13--15  8--16  9--16</w:t>
       </w:r>
       <w:r>
         <w:br/>
@@ -292,7 +292,7 @@
         <w:rPr>
           <w:rStyle w:val="VerbatimChar"/>
         </w:rPr>
-        <w:t xml:space="preserve">## [18]  8--15  9--15 13--15  8--16  9--16 11--16  3--17  5--17  3--18 17--18  8--19</w:t>
+        <w:t xml:space="preserve">## [23] 11--16  3--17  5--17  3--18 17--18  8--19</w:t>
       </w:r>
     </w:p>
     <w:p>
